--- a/docs/BSFI-FinWise-AI_Documentation_DKB.docx
+++ b/docs/BSFI-FinWise-AI_Documentation_DKB.docx
@@ -89,16 +89,47 @@
           <w:b/>
           <w:bCs w:val="0"/>
         </w:rPr>
-        <w:t xml:space="preserve">Name of Student: Krrish (Dhruv Kiran Badgujar)</w:t>
-      </w:r>
-      <w:r>
-        <w:t xml:space="preserve">     </w:t>
-      </w:r>
+        <w:t xml:space="preserve">Name of Student: </w:t>
+      </w:r>
+      <w:proofErr w:type="spellStart"/>
       <w:r>
         <w:rPr>
           <w:b/>
           <w:bCs w:val="0"/>
         </w:rPr>
+        <w:t>Dhruv</w:t>
+      </w:r>
+      <w:proofErr w:type="spellEnd"/>
+      <w:r>
+        <w:rPr>
+          <w:b/>
+          <w:bCs w:val="0"/>
+        </w:rPr>
+        <w:t xml:space="preserve"> Kiran </w:t>
+      </w:r>
+      <w:proofErr w:type="spellStart"/>
+      <w:r>
+        <w:rPr>
+          <w:b/>
+          <w:bCs w:val="0"/>
+        </w:rPr>
+        <w:t>Badgu</w:t>
+      </w:r>
+      <w:r>
+        <w:t>jar</w:t>
+      </w:r>
+      <w:proofErr w:type="spellEnd"/>
+      <w:r>
+        <w:t xml:space="preserve"> </w:t>
+      </w:r>
+      <w:r>
+        <w:t xml:space="preserve">   </w:t>
+      </w:r>
+      <w:r>
+        <w:rPr>
+          <w:b/>
+          <w:bCs w:val="0"/>
+        </w:rPr>
         <w:t xml:space="preserve">Batch:- </w:t>
       </w:r>
       <w:r>
@@ -109,7 +140,7 @@
           <w:b/>
           <w:bCs w:val="0"/>
         </w:rPr>
-        <w:t xml:space="preserve">Course Name:- AIFM</w:t>
+        <w:t>Course Name:- AIFM</w:t>
       </w:r>
     </w:p>
     <w:p>
@@ -130,7 +161,7 @@
           <w:b/>
           <w:bCs w:val="0"/>
         </w:rPr>
-        <w:t xml:space="preserve">PRN No :-251140016    Roll No:-  12356        Sem :- 3rd    Course :- BSFI ( Online )</w:t>
+        <w:t>PRN No :-251140016    Roll No:-  12356        Sem :- 3rd    Course :- BSFI ( Online )</w:t>
       </w:r>
     </w:p>
     <w:p/>
@@ -276,15 +307,15 @@
           <w:b/>
           <w:sz w:val="32"/>
         </w:rPr>
-        <w:t xml:space="preserve">FinWise: Personal Finance Advisor Bot</w:t>
-      </w:r>
-    </w:p>
-    <w:p>
-      <w:r>
-        <w:rPr>
-          <w:b/>
-        </w:rPr>
-        <w:t xml:space="preserve">Project Description :-</w:t>
+        <w:t>FinWise: Personal Finance Advisor Bot</w:t>
+      </w:r>
+    </w:p>
+    <w:p>
+      <w:r>
+        <w:rPr>
+          <w:b/>
+        </w:rPr>
+        <w:t>Project Description :-</w:t>
       </w:r>
     </w:p>
     <w:p>
@@ -292,7 +323,7 @@
         <w:spacing w:after="120"/>
       </w:pPr>
       <w:r>
-        <w:t xml:space="preserve">FinWise (Personal Finance Advisor Bot) is an AI-powered personal finance planning platform designed to help individuals record income, track daily and weekly expenses, and receive a clear, structured budget in Indian Rupees. The platform helps salaried professionals, students, freelancers and household managers understand their spending, savings and financial goals without requiring advanced financial knowledge.</w:t>
+        <w:t>FinWise (Personal Finance Advisor Bot) is an AI-powered personal finance planning platform designed to help individuals record income, track daily and weekly expenses, and receive a clear, structured budget in Indian Rupees. The platform helps salaried professionals, students, freelancers and household managers understand their spending, savings and financial goals without requiring advanced financial knowledge.</w:t>
       </w:r>
     </w:p>
     <w:p>
@@ -317,11 +348,46 @@
       </w:pPr>
     </w:p>
     <w:p>
-      <w:r>
-        <w:rPr>
-          <w:b/>
-        </w:rPr>
-        <w:t xml:space="preserve">Technology &amp; AI :-</w:t>
+      <w:pPr>
+        <w:rPr>
+          <w:b/>
+        </w:rPr>
+      </w:pPr>
+    </w:p>
+    <w:p>
+      <w:pPr>
+        <w:rPr>
+          <w:b/>
+        </w:rPr>
+      </w:pPr>
+    </w:p>
+    <w:p>
+      <w:pPr>
+        <w:rPr>
+          <w:b/>
+        </w:rPr>
+      </w:pPr>
+    </w:p>
+    <w:p>
+      <w:pPr>
+        <w:rPr>
+          <w:b/>
+        </w:rPr>
+      </w:pPr>
+    </w:p>
+    <w:p>
+      <w:pPr>
+        <w:rPr>
+          <w:b/>
+        </w:rPr>
+      </w:pPr>
+    </w:p>
+    <w:p>
+      <w:r>
+        <w:rPr>
+          <w:b/>
+        </w:rPr>
+        <w:t>Technology &amp; AI :-</w:t>
       </w:r>
     </w:p>
     <w:p>
@@ -330,8 +396,12 @@
       </w:pPr>
       <w:r>
         <w:t>Frontend: React / HTML / CSS / Tailwind / Bootstrap</w:t>
+      </w:r>
+      <w:r>
         <w:br/>
         <w:t>Backend: Flask / Node.js / Express</w:t>
+      </w:r>
+      <w:r>
         <w:br/>
       </w:r>
     </w:p>
@@ -345,13 +415,21 @@
         <w:spacing w:after="120"/>
       </w:pPr>
       <w:r>
-        <w:t xml:space="preserve">AI: Anthropic Claude API, SQLAlchemy-driven financial analysis engine</w:t>
+        <w:t>AI: Anthropic Claude API, SQLAlchemy-driven financial analysis engine</w:t>
+      </w:r>
+      <w:r>
         <w:br/>
-        <w:t xml:space="preserve">Database: SQLAlchemy (SQLite/PostgreSQL)</w:t>
+        <w:t>Database: SQLAlchemy (SQLite/PostgreSQL)</w:t>
+      </w:r>
+      <w:r>
         <w:br/>
-        <w:t xml:space="preserve">Build Tooling: Vite</w:t>
+        <w:t>Build Tooling: Vite</w:t>
+      </w:r>
+      <w:r>
         <w:br/>
         <w:t>Deployment: Firebase Hosting / Render</w:t>
+      </w:r>
+      <w:r>
         <w:br/>
         <w:t>Security: Environment variables for API keys</w:t>
       </w:r>
@@ -368,7 +446,7 @@
         <w:rPr>
           <w:b/>
         </w:rPr>
-        <w:t xml:space="preserve">Key Features :-</w:t>
+        <w:t>Key Features :-</w:t>
       </w:r>
     </w:p>
     <w:p>
@@ -531,7 +609,7 @@
         <w:t xml:space="preserve">Scenario 1: </w:t>
       </w:r>
       <w:r>
-        <w:t xml:space="preserve">A salaried professional logs monthly income and daily expenses across categories such as rent, food, transport and entertainment. The system analyses the spending data, identifies overspending areas, and generates a personalised budget plan with actionable saving suggestions.</w:t>
+        <w:t>A salaried professional logs monthly income and daily expenses across categories such as rent, food, transport and entertainment. The system analyses the spending data, identifies overspending areas, and generates a personalised budget plan with actionable saving suggestions.</w:t>
       </w:r>
     </w:p>
     <w:p>
@@ -559,13 +637,31 @@
         <w:t xml:space="preserve">Scenario 3: </w:t>
       </w:r>
       <w:r>
-        <w:t>A freelancer with variable monthly income uses FinWise to log earnings from multiple clients and track project-related expenses. The system adapts budget recommendations to fluctuating income, highlights months with reduced saving capacity, and suggests strategies for building an emergency fund.</w:t>
+        <w:t xml:space="preserve">A freelancer with variable monthly income uses FinWise to log earnings from multiple clients and track project-related expenses. The system adapts budget </w:t>
       </w:r>
     </w:p>
     <w:p>
       <w:pPr>
         <w:spacing w:after="60"/>
       </w:pPr>
+    </w:p>
+    <w:p>
+      <w:pPr>
+        <w:spacing w:after="60"/>
+      </w:pPr>
+    </w:p>
+    <w:p>
+      <w:pPr>
+        <w:spacing w:after="60"/>
+      </w:pPr>
+      <w:r>
+        <w:t>recommendations to fluctuating income, highlights months with reduced saving capacity, and suggests strategies for building an emergency fund.</w:t>
+      </w:r>
+    </w:p>
+    <w:p>
+      <w:pPr>
+        <w:spacing w:after="60"/>
+      </w:pPr>
       <w:r>
         <w:rPr>
           <w:b/>
@@ -573,7 +669,7 @@
         <w:t xml:space="preserve">Scenario 4: </w:t>
       </w:r>
       <w:r>
-        <w:t xml:space="preserve">A household manager uses FinWise to monitor shared family income and expenses across categories such as groceries, utilities, education and healthcare. The bot generates a consolidated monthly financial report, identifies budget overruns, and suggests tailored saving strategies to meet family financial goals.</w:t>
+        <w:t>A household manager uses FinWise to monitor shared family income and expenses across categories such as groceries, utilities, education and healthcare. The bot generates a consolidated monthly financial report, identifies budget overruns, and suggests tailored saving strategies to meet family financial goals.</w:t>
       </w:r>
     </w:p>
     <w:p>
@@ -585,41 +681,68 @@
       <w:pPr>
         <w:spacing w:after="60"/>
       </w:pPr>
+      <w:r>
+        <w:rPr>
+          <w:b/>
+        </w:rPr>
+        <w:t>Milestones :-</w:t>
+      </w:r>
     </w:p>
     <w:p>
       <w:pPr>
         <w:spacing w:after="60"/>
       </w:pPr>
+      <w:r>
+        <w:rPr>
+          <w:b/>
+        </w:rPr>
+        <w:t>Milestone 1 – Project Planning &amp; Requirement Analysis</w:t>
+      </w:r>
     </w:p>
     <w:p>
       <w:pPr>
         <w:spacing w:after="60"/>
       </w:pPr>
+      <w:r>
+        <w:t>Define the objective of FinWise, identify target users (salaried professionals, students, freelancers, household managers), finalize core features, and design the overall application workflow.</w:t>
+      </w:r>
     </w:p>
     <w:p>
       <w:pPr>
         <w:spacing w:after="60"/>
       </w:pPr>
+      <w:r>
+        <w:rPr>
+          <w:b/>
+        </w:rPr>
+        <w:t>Milestone 2 – Backend &amp; Data Model Setup</w:t>
+      </w:r>
     </w:p>
     <w:p>
       <w:pPr>
         <w:spacing w:after="60"/>
       </w:pPr>
+      <w:r>
+        <w:t>Build the Flask and SQLAlchemy backend, design the database schema for users, income, expenses and categories, and implement APIs for logging and retrieving transactions.</w:t>
+      </w:r>
     </w:p>
     <w:p>
       <w:pPr>
         <w:spacing w:after="60"/>
       </w:pPr>
+      <w:r>
+        <w:rPr>
+          <w:b/>
+        </w:rPr>
+        <w:t>Milestone 3 – AI Budget Generation &amp; Insights</w:t>
+      </w:r>
     </w:p>
     <w:p>
       <w:pPr>
         <w:spacing w:after="60"/>
       </w:pPr>
       <w:r>
-        <w:rPr>
-          <w:b/>
-        </w:rPr>
-        <w:t xml:space="preserve">Milestones :-</w:t>
+        <w:t>Integrate the AI engine to analyse spending data, generate the 50/30/20 budget plan, and produce personalised saving suggestions and spending insights.</w:t>
       </w:r>
     </w:p>
     <w:p>
@@ -630,7 +753,7 @@
         <w:rPr>
           <w:b/>
         </w:rPr>
-        <w:t>Milestone 1 – Project Planning &amp; Requirement Analysis</w:t>
+        <w:t>Milestone 4 – AI Advisor &amp; Frontend Build</w:t>
       </w:r>
     </w:p>
     <w:p>
@@ -638,7 +761,7 @@
         <w:spacing w:after="60"/>
       </w:pPr>
       <w:r>
-        <w:t xml:space="preserve">Define the objective of FinWise, identify target users (salaried professionals, students, freelancers, household managers), finalize core features, and design the overall application workflow.</w:t>
+        <w:t>Develop the AI Advisor chat feature for natural-language financial questions, and build the multi-page React/Tailwind/Bootstrap frontend with dynamic animations and effects.</w:t>
       </w:r>
     </w:p>
     <w:p>
@@ -649,7 +772,7 @@
         <w:rPr>
           <w:b/>
         </w:rPr>
-        <w:t>Milestone 2 – Backend &amp; Data Model Setup</w:t>
+        <w:t>Milestone 5 – Testing, Optimization &amp; Deployment</w:t>
       </w:r>
     </w:p>
     <w:p>
@@ -657,26 +780,23 @@
         <w:spacing w:after="60"/>
       </w:pPr>
       <w:r>
-        <w:t xml:space="preserve">Build the Flask and SQLAlchemy backend, design the database schema for users, income, expenses and categories, and implement APIs for logging and retrieving transactions.</w:t>
+        <w:t>Test the application across mobile and desktop devices, fix API and UI issues, improve performance and reliability, secure environment variables, and deploy the final application.</w:t>
       </w:r>
     </w:p>
     <w:p>
       <w:pPr>
         <w:spacing w:after="60"/>
       </w:pPr>
-      <w:r>
-        <w:rPr>
-          <w:b/>
-        </w:rPr>
-        <w:t>Milestone 3 – AI Budget Generation &amp; Insights</w:t>
-      </w:r>
     </w:p>
     <w:p>
       <w:pPr>
         <w:spacing w:after="60"/>
       </w:pPr>
       <w:r>
-        <w:t>Integrate the AI engine to analyse spending data, generate the 50/30/20 budget plan, and produce personalised saving suggestions and spending insights.</w:t>
+        <w:rPr>
+          <w:b/>
+        </w:rPr>
+        <w:t>Conclusion :-</w:t>
       </w:r>
     </w:p>
     <w:p>
@@ -684,10 +804,7 @@
         <w:spacing w:after="60"/>
       </w:pPr>
       <w:r>
-        <w:rPr>
-          <w:b/>
-        </w:rPr>
-        <w:t>Milestone 4 – AI Advisor &amp; Frontend Build</w:t>
+        <w:t xml:space="preserve">FinWise provides a simple and interactive way to take control of personal finances. By combining structured income and expense tracking, AI-driven budget generation and an AI Advisor for financial questions, the platform helps users understand their spending, savings </w:t>
       </w:r>
     </w:p>
     <w:p>
@@ -695,68 +812,46 @@
         <w:spacing w:after="60"/>
       </w:pPr>
       <w:r>
-        <w:t>Develop the AI Advisor chat feature for natural-language financial questions, and build the multi-page React/Tailwind/Bootstrap frontend with dynamic animations and effects.</w:t>
+        <w:t>and financial goals. The project demonstrates how AI and modern full-stack web technologies can be used to make personal finance management more accessible, disciplined and useful for everyday individuals.</w:t>
       </w:r>
     </w:p>
     <w:p>
       <w:pPr>
         <w:spacing w:after="60"/>
       </w:pPr>
-      <w:r>
-        <w:rPr>
-          <w:b/>
-        </w:rPr>
-        <w:t>Milestone 5 – Testing, Optimization &amp; Deployment</w:t>
-      </w:r>
     </w:p>
     <w:p>
       <w:pPr>
         <w:spacing w:after="60"/>
       </w:pPr>
-      <w:r>
-        <w:t>Test the application across mobile and desktop devices, fix API and UI issues, improve performance and reliability, secure environment variables, and deploy the final application.</w:t>
-      </w:r>
-    </w:p>
-    <w:p>
-      <w:pPr>
-        <w:spacing w:after="60"/>
-      </w:pPr>
-    </w:p>
-    <w:p>
-      <w:pPr>
-        <w:spacing w:after="60"/>
-      </w:pPr>
-      <w:r>
-        <w:rPr>
-          <w:b/>
-        </w:rPr>
-        <w:t xml:space="preserve">Conclusion :-</w:t>
-      </w:r>
-    </w:p>
-    <w:p>
-      <w:pPr>
-        <w:spacing w:after="60"/>
-      </w:pPr>
-      <w:r>
-        <w:t xml:space="preserve">FinWise provides a simple and interactive way to take control of personal finances. By combining structured income and expense tracking, AI-driven budget generation and an AI Advisor for financial questions, the platform helps users understand their spending, savings and financial goals. The project demonstrates how AI and modern full-stack web technologies can be used to make personal finance management more accessible, disciplined and useful for everyday individuals.</w:t>
-      </w:r>
-    </w:p>
-    <w:p>
-      <w:pPr>
-        <w:spacing w:after="60"/>
-      </w:pPr>
-    </w:p>
-    <w:p>
-      <w:pPr>
-        <w:spacing w:after="60"/>
-      </w:pPr>
-    </w:p>
-    <w:p>
-      <w:r>
-        <w:rPr>
-          <w:b/>
-        </w:rPr>
-        <w:t xml:space="preserve">Expected Outcome :-</w:t>
+    </w:p>
+    <w:p>
+      <w:pPr>
+        <w:rPr>
+          <w:b/>
+        </w:rPr>
+      </w:pPr>
+    </w:p>
+    <w:p>
+      <w:pPr>
+        <w:rPr>
+          <w:b/>
+        </w:rPr>
+      </w:pPr>
+    </w:p>
+    <w:p>
+      <w:pPr>
+        <w:rPr>
+          <w:b/>
+        </w:rPr>
+      </w:pPr>
+    </w:p>
+    <w:p>
+      <w:r>
+        <w:rPr>
+          <w:b/>
+        </w:rPr>
+        <w:t>Expected Outcome :-</w:t>
       </w:r>
     </w:p>
     <w:p>
@@ -764,7 +859,7 @@
         <w:spacing w:after="120"/>
       </w:pPr>
       <w:r>
-        <w:t xml:space="preserve">FinWise aims to make personal finance management more accessible by reducing the manual complexity of budgeting and presenting income, expenses and savings in a simple, structured and understandable format. The platform combines automated budget generation, AI-powered financial guidance and structured monthly reporting to create an interactive personal finance planning experience.</w:t>
+        <w:t>FinWise aims to make personal finance management more accessible by reducing the manual complexity of budgeting and presenting income, expenses and savings in a simple, structured and understandable format. The platform combines automated budget generation, AI-powered financial guidance and structured monthly reporting to create an interactive personal finance planning experience.</w:t>
       </w:r>
     </w:p>
     <w:sectPr>
@@ -942,6 +1037,7 @@
         </wp:anchor>
       </w:drawing>
     </w:r>
+    <w:proofErr w:type="spellStart"/>
     <w:r>
       <w:rPr>
         <w:b/>
@@ -951,6 +1047,7 @@
       </w:rPr>
       <w:t>Dr.</w:t>
     </w:r>
+    <w:proofErr w:type="spellEnd"/>
     <w:r>
       <w:rPr>
         <w:b/>
@@ -999,6 +1096,7 @@
       </w:rPr>
       <w:t xml:space="preserve"> </w:t>
     </w:r>
+    <w:proofErr w:type="spellStart"/>
     <w:r>
       <w:rPr>
         <w:b/>
@@ -1008,6 +1106,7 @@
       </w:rPr>
       <w:t>Patil</w:t>
     </w:r>
+    <w:proofErr w:type="spellEnd"/>
     <w:r>
       <w:rPr>
         <w:b/>
@@ -1051,7 +1150,7 @@
   <w:p>
     <w:pPr>
       <w:spacing w:after="0" w:line="240" w:lineRule="auto"/>
-      <w:ind w:right="1285" w:firstLineChars="300" w:firstLine="663"/>
+      <w:ind w:right="1285" w:firstLineChars="300" w:firstLine="673"/>
       <w:jc w:val="center"/>
       <w:rPr>
         <w:b/>
@@ -1059,6 +1158,7 @@
         <w:szCs w:val="20"/>
       </w:rPr>
     </w:pPr>
+    <w:proofErr w:type="spellStart"/>
     <w:r>
       <w:rPr>
         <w:b/>
@@ -1067,6 +1167,7 @@
       </w:rPr>
       <w:t>Dr.</w:t>
     </w:r>
+    <w:proofErr w:type="spellEnd"/>
     <w:r>
       <w:rPr>
         <w:b/>
@@ -1110,6 +1211,7 @@
       </w:rPr>
       <w:t xml:space="preserve"> </w:t>
     </w:r>
+    <w:proofErr w:type="spellStart"/>
     <w:r>
       <w:rPr>
         <w:b/>
@@ -1118,6 +1220,7 @@
       </w:rPr>
       <w:t>Patil</w:t>
     </w:r>
+    <w:proofErr w:type="spellEnd"/>
     <w:r>
       <w:rPr>
         <w:b/>
@@ -1287,7 +1390,7 @@
   <w:p>
     <w:pPr>
       <w:spacing w:before="5" w:after="0" w:line="240" w:lineRule="auto"/>
-      <w:ind w:right="1279" w:firstLineChars="550" w:firstLine="1160"/>
+      <w:ind w:right="1279" w:firstLineChars="550" w:firstLine="1178"/>
       <w:jc w:val="both"/>
       <w:rPr>
         <w:b/>
@@ -1391,6 +1494,7 @@
       </w:rPr>
       <w:t xml:space="preserve"> </w:t>
     </w:r>
+    <w:proofErr w:type="spellStart"/>
     <w:r>
       <w:rPr>
         <w:b/>
@@ -1400,6 +1504,7 @@
       </w:rPr>
       <w:t>Savitribai</w:t>
     </w:r>
+    <w:proofErr w:type="spellEnd"/>
     <w:r>
       <w:rPr>
         <w:b/>
@@ -1410,6 +1515,7 @@
       </w:rPr>
       <w:t xml:space="preserve"> </w:t>
     </w:r>
+    <w:proofErr w:type="spellStart"/>
     <w:r>
       <w:rPr>
         <w:b/>
@@ -1419,6 +1525,7 @@
       </w:rPr>
       <w:t>Phule</w:t>
     </w:r>
+    <w:proofErr w:type="spellEnd"/>
     <w:r>
       <w:rPr>
         <w:b/>
@@ -2079,6 +2186,7 @@
   <w:style w:type="character" w:default="1" w:styleId="DefaultParagraphFont">
     <w:name w:val="Default Paragraph Font"/>
     <w:uiPriority w:val="1"/>
+    <w:semiHidden/>
     <w:unhideWhenUsed/>
   </w:style>
   <w:style w:type="table" w:default="1" w:styleId="TableNormal">
